--- a/Production Articles.docx
+++ b/Production Articles.docx
@@ -58,19 +58,7 @@
           <w:rPr>
             <w:rStyle w:val="Hyperlink"/>
           </w:rPr>
-          <w:t>https://ieeexplore.ieee.org/abstract/documen</w:t>
-        </w:r>
-        <w:r>
-          <w:rPr>
-            <w:rStyle w:val="Hyperlink"/>
-          </w:rPr>
-          <w:t>t</w:t>
-        </w:r>
-        <w:r>
-          <w:rPr>
-            <w:rStyle w:val="Hyperlink"/>
-          </w:rPr>
-          <w:t>/9418435</w:t>
+          <w:t>https://ieeexplore.ieee.org/abstract/document/9418435</w:t>
         </w:r>
       </w:hyperlink>
     </w:p>
@@ -84,6 +72,18 @@
         </w:r>
       </w:hyperlink>
     </w:p>
+    <w:p/>
+    <w:p>
+      <w:hyperlink r:id="rId11" w:history="1">
+        <w:r>
+          <w:rPr>
+            <w:rStyle w:val="Hyperlink"/>
+          </w:rPr>
+          <w:t>https://pmc.ncbi.nlm.nih.gov/articles/PMC10982727/</w:t>
+        </w:r>
+      </w:hyperlink>
+    </w:p>
+    <w:p/>
     <w:p/>
     <w:sectPr>
       <w:pgSz w:w="12240" w:h="15840"/>

--- a/Production Articles.docx
+++ b/Production Articles.docx
@@ -84,6 +84,26 @@
       </w:hyperlink>
     </w:p>
     <w:p/>
+    <w:p>
+      <w:hyperlink r:id="rId12" w:history="1">
+        <w:r>
+          <w:rPr>
+            <w:rStyle w:val="Hyperlink"/>
+          </w:rPr>
+          <w:t>https://www.who.int/publications/i/item/9789240020924</w:t>
+        </w:r>
+      </w:hyperlink>
+    </w:p>
+    <w:p>
+      <w:hyperlink r:id="rId13" w:history="1">
+        <w:r>
+          <w:rPr>
+            <w:rStyle w:val="Hyperlink"/>
+          </w:rPr>
+          <w:t>https://pmc.ncbi.nlm.nih.gov/articles/PMC11009553/</w:t>
+        </w:r>
+      </w:hyperlink>
+    </w:p>
     <w:p/>
     <w:sectPr>
       <w:pgSz w:w="12240" w:h="15840"/>
